--- a/Week 6/Lab 1/1b_EU AI Act Approval Pack - Markus vA.docx
+++ b/Week 6/Lab 1/1b_EU AI Act Approval Pack - Markus vA.docx
@@ -29,7 +29,15 @@
           <w:sz w:val="26"/>
           <w:szCs w:val="26"/>
         </w:rPr>
-        <w:t>AI Consultant Lab — Week 8</w:t>
+        <w:t xml:space="preserve">AI Consultant Lab — Week </w:t>
+      </w:r>
+      <w:r>
+        <w:rPr>
+          <w:color w:val="555555"/>
+          <w:sz w:val="26"/>
+          <w:szCs w:val="26"/>
+        </w:rPr>
+        <w:t>6</w:t>
       </w:r>
     </w:p>
     <w:p>
@@ -115,12 +123,6 @@
         <w:gridCol w:w="4190"/>
       </w:tblGrid>
       <w:tr>
-        <w:tblPrEx>
-          <w:tblCellMar>
-            <w:top w:w="0" w:type="dxa"/>
-            <w:bottom w:w="0" w:type="dxa"/>
-          </w:tblCellMar>
-        </w:tblPrEx>
         <w:tc>
           <w:tcPr>
             <w:tcW w:w="480" w:type="dxa"/>
@@ -243,12 +245,6 @@
         </w:tc>
       </w:tr>
       <w:tr>
-        <w:tblPrEx>
-          <w:tblCellMar>
-            <w:top w:w="0" w:type="dxa"/>
-            <w:bottom w:w="0" w:type="dxa"/>
-          </w:tblCellMar>
-        </w:tblPrEx>
         <w:tc>
           <w:tcPr>
             <w:tcW w:w="480" w:type="dxa"/>
@@ -363,12 +359,6 @@
         </w:tc>
       </w:tr>
       <w:tr>
-        <w:tblPrEx>
-          <w:tblCellMar>
-            <w:top w:w="0" w:type="dxa"/>
-            <w:bottom w:w="0" w:type="dxa"/>
-          </w:tblCellMar>
-        </w:tblPrEx>
         <w:tc>
           <w:tcPr>
             <w:tcW w:w="480" w:type="dxa"/>
@@ -483,12 +473,6 @@
         </w:tc>
       </w:tr>
       <w:tr>
-        <w:tblPrEx>
-          <w:tblCellMar>
-            <w:top w:w="0" w:type="dxa"/>
-            <w:bottom w:w="0" w:type="dxa"/>
-          </w:tblCellMar>
-        </w:tblPrEx>
         <w:tc>
           <w:tcPr>
             <w:tcW w:w="480" w:type="dxa"/>
@@ -603,12 +587,6 @@
         </w:tc>
       </w:tr>
       <w:tr>
-        <w:tblPrEx>
-          <w:tblCellMar>
-            <w:top w:w="0" w:type="dxa"/>
-            <w:bottom w:w="0" w:type="dxa"/>
-          </w:tblCellMar>
-        </w:tblPrEx>
         <w:tc>
           <w:tcPr>
             <w:tcW w:w="480" w:type="dxa"/>
@@ -1376,12 +1354,6 @@
         <w:gridCol w:w="1677"/>
       </w:tblGrid>
       <w:tr>
-        <w:tblPrEx>
-          <w:tblCellMar>
-            <w:top w:w="0" w:type="dxa"/>
-            <w:bottom w:w="0" w:type="dxa"/>
-          </w:tblCellMar>
-        </w:tblPrEx>
         <w:tc>
           <w:tcPr>
             <w:tcW w:w="700" w:type="dxa"/>
@@ -1564,12 +1536,6 @@
         </w:tc>
       </w:tr>
       <w:tr>
-        <w:tblPrEx>
-          <w:tblCellMar>
-            <w:top w:w="0" w:type="dxa"/>
-            <w:bottom w:w="0" w:type="dxa"/>
-          </w:tblCellMar>
-        </w:tblPrEx>
         <w:tc>
           <w:tcPr>
             <w:tcW w:w="700" w:type="dxa"/>
@@ -1770,12 +1736,6 @@
         </w:tc>
       </w:tr>
       <w:tr>
-        <w:tblPrEx>
-          <w:tblCellMar>
-            <w:top w:w="0" w:type="dxa"/>
-            <w:bottom w:w="0" w:type="dxa"/>
-          </w:tblCellMar>
-        </w:tblPrEx>
         <w:tc>
           <w:tcPr>
             <w:tcW w:w="700" w:type="dxa"/>
@@ -1946,12 +1906,6 @@
         </w:tc>
       </w:tr>
       <w:tr>
-        <w:tblPrEx>
-          <w:tblCellMar>
-            <w:top w:w="0" w:type="dxa"/>
-            <w:bottom w:w="0" w:type="dxa"/>
-          </w:tblCellMar>
-        </w:tblPrEx>
         <w:tc>
           <w:tcPr>
             <w:tcW w:w="700" w:type="dxa"/>
@@ -2122,12 +2076,6 @@
         </w:tc>
       </w:tr>
       <w:tr>
-        <w:tblPrEx>
-          <w:tblCellMar>
-            <w:top w:w="0" w:type="dxa"/>
-            <w:bottom w:w="0" w:type="dxa"/>
-          </w:tblCellMar>
-        </w:tblPrEx>
         <w:tc>
           <w:tcPr>
             <w:tcW w:w="700" w:type="dxa"/>
@@ -3502,12 +3450,6 @@
         <w:gridCol w:w="3000"/>
       </w:tblGrid>
       <w:tr>
-        <w:tblPrEx>
-          <w:tblCellMar>
-            <w:top w:w="0" w:type="dxa"/>
-            <w:bottom w:w="0" w:type="dxa"/>
-          </w:tblCellMar>
-        </w:tblPrEx>
         <w:tc>
           <w:tcPr>
             <w:tcW w:w="1800" w:type="dxa"/>
@@ -3600,12 +3542,6 @@
         </w:tc>
       </w:tr>
       <w:tr>
-        <w:tblPrEx>
-          <w:tblCellMar>
-            <w:top w:w="0" w:type="dxa"/>
-            <w:bottom w:w="0" w:type="dxa"/>
-          </w:tblCellMar>
-        </w:tblPrEx>
         <w:tc>
           <w:tcPr>
             <w:tcW w:w="1800" w:type="dxa"/>
@@ -3692,12 +3628,6 @@
         </w:tc>
       </w:tr>
       <w:tr>
-        <w:tblPrEx>
-          <w:tblCellMar>
-            <w:top w:w="0" w:type="dxa"/>
-            <w:bottom w:w="0" w:type="dxa"/>
-          </w:tblCellMar>
-        </w:tblPrEx>
         <w:tc>
           <w:tcPr>
             <w:tcW w:w="1800" w:type="dxa"/>
@@ -3784,12 +3714,6 @@
         </w:tc>
       </w:tr>
       <w:tr>
-        <w:tblPrEx>
-          <w:tblCellMar>
-            <w:top w:w="0" w:type="dxa"/>
-            <w:bottom w:w="0" w:type="dxa"/>
-          </w:tblCellMar>
-        </w:tblPrEx>
         <w:tc>
           <w:tcPr>
             <w:tcW w:w="1800" w:type="dxa"/>
@@ -3876,12 +3800,6 @@
         </w:tc>
       </w:tr>
       <w:tr>
-        <w:tblPrEx>
-          <w:tblCellMar>
-            <w:top w:w="0" w:type="dxa"/>
-            <w:bottom w:w="0" w:type="dxa"/>
-          </w:tblCellMar>
-        </w:tblPrEx>
         <w:tc>
           <w:tcPr>
             <w:tcW w:w="1800" w:type="dxa"/>
@@ -4057,17 +3975,7 @@
           <w:sz w:val="30"/>
           <w:szCs w:val="30"/>
         </w:rPr>
-        <w:t>Stretch</w:t>
-      </w:r>
-      <w:r>
-        <w:rPr>
-          <w:b/>
-          <w:bCs/>
-          <w:color w:val="1F3864"/>
-          <w:sz w:val="30"/>
-          <w:szCs w:val="30"/>
-        </w:rPr>
-        <w:t xml:space="preserve"> — Mini Implementation Roadmap: MediPath (High-Risk)</w:t>
+        <w:t>Stretch — Mini Implementation Roadmap: MediPath (High-Risk)</w:t>
       </w:r>
     </w:p>
     <w:p>
